--- a/OOD Lab/Lab_4/OODS-EE Lab_04 Operator Overloading 2.docx
+++ b/OOD Lab/Lab_4/OODS-EE Lab_04 Operator Overloading 2.docx
@@ -512,7 +512,7 @@
           </mc:Choice>
           <mc:Fallback>
             <w:pict>
-              <v:group w14:anchorId="142AC2FB" id="Group 2" o:spid="_x0000_s1026" style="position:absolute;margin-left:121pt;margin-top:21.25pt;width:217pt;height:1.35pt;z-index:-15728128;mso-wrap-distance-left:0;mso-wrap-distance-right:0;mso-position-horizontal-relative:page" coordsize="27559,171" o:gfxdata="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">
+              <v:group w14:anchorId="017D097C" id="Group 2" o:spid="_x0000_s1026" style="position:absolute;margin-left:121pt;margin-top:21.25pt;width:217pt;height:1.35pt;z-index:-15728128;mso-wrap-distance-left:0;mso-wrap-distance-right:0;mso-position-horizontal-relative:page" coordsize="27559,171" o:gfxdata="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">
                 <v:shape id="Graphic 3" o:spid="_x0000_s1027" style="position:absolute;left:11;top:128;width:27540;height:12;visibility:visible;mso-wrap-style:square;v-text-anchor:top" coordsize="2753995,1270" o:gfxdata="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" path="m,l2753576,e" filled="f" strokeweight=".63pt">
                   <v:path arrowok="t"/>
                 </v:shape>
@@ -650,7 +650,7 @@
           </mc:Choice>
           <mc:Fallback>
             <w:pict>
-              <v:group w14:anchorId="0A0855E0" id="Group 5" o:spid="_x0000_s1026" style="position:absolute;margin-left:411pt;margin-top:21.25pt;width:56pt;height:1.35pt;z-index:-15727616;mso-wrap-distance-left:0;mso-wrap-distance-right:0;mso-position-horizontal-relative:page" coordsize="7112,171" o:gfxdata="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">
+              <v:group w14:anchorId="2F594D43" id="Group 5" o:spid="_x0000_s1026" style="position:absolute;margin-left:411pt;margin-top:21.25pt;width:56pt;height:1.35pt;z-index:-15727616;mso-wrap-distance-left:0;mso-wrap-distance-right:0;mso-position-horizontal-relative:page" coordsize="7112,171" o:gfxdata="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">
                 <v:shape id="Graphic 6" o:spid="_x0000_s1027" style="position:absolute;left:41;top:128;width:7061;height:12;visibility:visible;mso-wrap-style:square;v-text-anchor:top" coordsize="706120,1270" o:gfxdata="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" path="m,l706065,e" filled="f" strokeweight=".63pt">
                   <v:path arrowok="t"/>
                 </v:shape>
@@ -788,7 +788,7 @@
           </mc:Choice>
           <mc:Fallback>
             <w:pict>
-              <v:group w14:anchorId="11749D0B" id="Group 8" o:spid="_x0000_s1026" style="position:absolute;margin-left:497.75pt;margin-top:21.25pt;width:22.25pt;height:1.35pt;z-index:-15727104;mso-wrap-distance-left:0;mso-wrap-distance-right:0;mso-position-horizontal-relative:page" coordsize="282575,17145" o:gfxdata="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">
+              <v:group w14:anchorId="2FEF27C8" id="Group 8" o:spid="_x0000_s1026" style="position:absolute;margin-left:497.75pt;margin-top:21.25pt;width:22.25pt;height:1.35pt;z-index:-15727104;mso-wrap-distance-left:0;mso-wrap-distance-right:0;mso-position-horizontal-relative:page" coordsize="282575,17145" o:gfxdata="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">
                 <v:shape id="Graphic 9" o:spid="_x0000_s1027" style="position:absolute;top:12800;width:282575;height:1270;visibility:visible;mso-wrap-style:square;v-text-anchor:top" coordsize="282575,1270" o:gfxdata="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" path="m,l282442,e" filled="f" strokeweight=".63pt">
                   <v:path arrowok="t"/>
                 </v:shape>
@@ -807,25 +807,7 @@
           <w:b/>
           <w:sz w:val="20"/>
         </w:rPr>
-        <w:t xml:space="preserve">                                           </w:t>
-      </w:r>
-      <w:proofErr w:type="spellStart"/>
-      <w:r>
-        <w:rPr>
-          <w:rFonts w:ascii="Cambria"/>
-          <w:b/>
-          <w:sz w:val="20"/>
-        </w:rPr>
-        <w:t>M.Nafayh</w:t>
-      </w:r>
-      <w:proofErr w:type="spellEnd"/>
-      <w:r>
-        <w:rPr>
-          <w:rFonts w:ascii="Cambria"/>
-          <w:b/>
-          <w:sz w:val="20"/>
-        </w:rPr>
-        <w:t xml:space="preserve"> Akhlaq                                                                                25i-6180                   C</w:t>
+        <w:t xml:space="preserve">                                           M.Nafayh Akhlaq                                                                                25i-6180                   C</w:t>
       </w:r>
     </w:p>
     <w:p>
@@ -993,7 +975,7 @@
           </mc:Choice>
           <mc:Fallback>
             <w:pict>
-              <v:shape w14:anchorId="58BF8C60" id="Graphic 11" o:spid="_x0000_s1026" style="position:absolute;margin-left:310pt;margin-top:15.2pt;width:211.3pt;height:.1pt;z-index:-15726592;visibility:visible;mso-wrap-style:square;mso-wrap-distance-left:0;mso-wrap-distance-top:0;mso-wrap-distance-right:0;mso-wrap-distance-bottom:0;mso-position-horizontal:absolute;mso-position-horizontal-relative:page;mso-position-vertical:absolute;mso-position-vertical-relative:text;v-text-anchor:top" coordsize="2683510,1270" o:gfxdata="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" path="m,l2682973,e" filled="f" strokeweight=".89pt">
+              <v:shape w14:anchorId="7A743CBE" id="Graphic 11" o:spid="_x0000_s1026" style="position:absolute;margin-left:310pt;margin-top:15.2pt;width:211.3pt;height:.1pt;z-index:-15726592;visibility:visible;mso-wrap-style:square;mso-wrap-distance-left:0;mso-wrap-distance-top:0;mso-wrap-distance-right:0;mso-wrap-distance-bottom:0;mso-position-horizontal:absolute;mso-position-horizontal-relative:page;mso-position-vertical:absolute;mso-position-vertical-relative:text;v-text-anchor:top" coordsize="2683510,1270" o:gfxdata="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" path="m,l2682973,e" filled="f" strokeweight=".89pt">
                 <v:path arrowok="t"/>
                 <w10:wrap type="topAndBottom" anchorx="page"/>
               </v:shape>
@@ -1097,7 +1079,6 @@
         </w:rPr>
         <w:t xml:space="preserve"> </w:t>
       </w:r>
-      <w:proofErr w:type="spellStart"/>
       <w:r>
         <w:rPr>
           <w:rFonts w:ascii="Arial"/>
@@ -1106,7 +1087,6 @@
         </w:rPr>
         <w:t>Zulkaif</w:t>
       </w:r>
-      <w:proofErr w:type="spellEnd"/>
       <w:r>
         <w:rPr>
           <w:rFonts w:ascii="Arial"/>
@@ -1116,7 +1096,6 @@
         </w:rPr>
         <w:t xml:space="preserve"> </w:t>
       </w:r>
-      <w:proofErr w:type="spellStart"/>
       <w:r>
         <w:rPr>
           <w:rFonts w:ascii="Arial"/>
@@ -1126,7 +1105,6 @@
         </w:rPr>
         <w:t>Sajjad</w:t>
       </w:r>
-      <w:proofErr w:type="spellEnd"/>
     </w:p>
     <w:p>
       <w:pPr>
@@ -1255,7 +1233,7 @@
           </mc:Choice>
           <mc:Fallback>
             <w:pict>
-              <v:shape w14:anchorId="1AE92D86" id="Graphic 12" o:spid="_x0000_s1026" style="position:absolute;margin-left:148.35pt;margin-top:19.5pt;width:372.95pt;height:.1pt;z-index:-15726080;visibility:visible;mso-wrap-style:square;mso-wrap-distance-left:0;mso-wrap-distance-top:0;mso-wrap-distance-right:0;mso-wrap-distance-bottom:0;mso-position-horizontal:absolute;mso-position-horizontal-relative:page;mso-position-vertical:absolute;mso-position-vertical-relative:text;v-text-anchor:top" coordsize="4736465,1270" o:gfxdata="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" path="m,l4736056,e" filled="f" strokeweight=".34536mm">
+              <v:shape w14:anchorId="2C69A3BF" id="Graphic 12" o:spid="_x0000_s1026" style="position:absolute;margin-left:148.35pt;margin-top:19.5pt;width:372.95pt;height:.1pt;z-index:-15726080;visibility:visible;mso-wrap-style:square;mso-wrap-distance-left:0;mso-wrap-distance-top:0;mso-wrap-distance-right:0;mso-wrap-distance-bottom:0;mso-position-horizontal:absolute;mso-position-horizontal-relative:page;mso-position-vertical:absolute;mso-position-vertical-relative:text;v-text-anchor:top" coordsize="4736465,1270" o:gfxdata="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" path="m,l4736056,e" filled="f" strokeweight=".34536mm">
                 <v:path arrowok="t"/>
                 <w10:wrap type="topAndBottom" anchorx="page"/>
               </v:shape>
@@ -1460,7 +1438,6 @@
               </w:rPr>
               <w:t xml:space="preserve"> </w:t>
             </w:r>
-            <w:proofErr w:type="spellStart"/>
             <w:r>
               <w:rPr>
                 <w:rFonts w:ascii="Arial MT"/>
@@ -1469,7 +1446,6 @@
               </w:rPr>
               <w:t>Gulzar</w:t>
             </w:r>
-            <w:proofErr w:type="spellEnd"/>
           </w:p>
         </w:tc>
         <w:tc>
@@ -1592,7 +1568,6 @@
               </w:rPr>
               <w:t xml:space="preserve"> </w:t>
             </w:r>
-            <w:proofErr w:type="spellStart"/>
             <w:r>
               <w:rPr>
                 <w:rFonts w:ascii="Arial MT"/>
@@ -1600,7 +1575,6 @@
               </w:rPr>
               <w:t>Shahid</w:t>
             </w:r>
-            <w:proofErr w:type="spellEnd"/>
             <w:r>
               <w:rPr>
                 <w:rFonts w:ascii="Arial MT"/>
@@ -2219,10 +2193,7 @@
       <w:bookmarkStart w:id="1" w:name="Operator_Overloading_"/>
       <w:bookmarkEnd w:id="1"/>
       <w:r>
-        <w:t>Operat</w:t>
-      </w:r>
-      <w:r>
-        <w:t>or</w:t>
+        <w:t>Operator</w:t>
       </w:r>
       <w:r>
         <w:rPr>
@@ -2378,21 +2349,7 @@
               <w:rPr>
                 <w:sz w:val="20"/>
               </w:rPr>
-              <w:t>#include &lt;</w:t>
-            </w:r>
-            <w:proofErr w:type="spellStart"/>
-            <w:r>
-              <w:rPr>
-                <w:sz w:val="20"/>
-              </w:rPr>
-              <w:t>iostream</w:t>
-            </w:r>
-            <w:proofErr w:type="spellEnd"/>
-            <w:r>
-              <w:rPr>
-                <w:sz w:val="20"/>
-              </w:rPr>
-              <w:t>&gt; using</w:t>
+              <w:t>#include &lt;iostream&gt; using</w:t>
             </w:r>
             <w:r>
               <w:rPr>
@@ -2414,19 +2371,11 @@
               </w:rPr>
               <w:t xml:space="preserve"> </w:t>
             </w:r>
-            <w:proofErr w:type="spellStart"/>
-            <w:r>
-              <w:rPr>
-                <w:sz w:val="20"/>
-              </w:rPr>
-              <w:t>std</w:t>
-            </w:r>
-            <w:proofErr w:type="spellEnd"/>
-            <w:r>
-              <w:rPr>
-                <w:sz w:val="20"/>
-              </w:rPr>
-              <w:t>;</w:t>
+            <w:r>
+              <w:rPr>
+                <w:sz w:val="20"/>
+              </w:rPr>
+              <w:t>std;</w:t>
             </w:r>
           </w:p>
           <w:p>
@@ -2481,14 +2430,12 @@
                 <w:sz w:val="20"/>
               </w:rPr>
             </w:pPr>
-            <w:proofErr w:type="spellStart"/>
             <w:r>
               <w:rPr>
                 <w:sz w:val="20"/>
               </w:rPr>
               <w:t>int</w:t>
             </w:r>
-            <w:proofErr w:type="spellEnd"/>
             <w:r>
               <w:rPr>
                 <w:spacing w:val="-28"/>
@@ -2518,22 +2465,12 @@
                 <w:sz w:val="20"/>
               </w:rPr>
             </w:pPr>
-            <w:proofErr w:type="gramStart"/>
-            <w:r>
-              <w:rPr>
-                <w:sz w:val="20"/>
-              </w:rPr>
-              <w:t>Book(</w:t>
-            </w:r>
-            <w:proofErr w:type="spellStart"/>
-            <w:proofErr w:type="gramEnd"/>
-            <w:r>
-              <w:rPr>
-                <w:sz w:val="20"/>
-              </w:rPr>
-              <w:t>int</w:t>
-            </w:r>
-            <w:proofErr w:type="spellEnd"/>
+            <w:r>
+              <w:rPr>
+                <w:sz w:val="20"/>
+              </w:rPr>
+              <w:t>Book(int</w:t>
+            </w:r>
             <w:r>
               <w:rPr>
                 <w:spacing w:val="-10"/>
@@ -2775,43 +2712,7 @@
               <w:rPr>
                 <w:sz w:val="20"/>
               </w:rPr>
-              <w:t xml:space="preserve">friend </w:t>
-            </w:r>
-            <w:proofErr w:type="spellStart"/>
-            <w:r>
-              <w:rPr>
-                <w:sz w:val="20"/>
-              </w:rPr>
-              <w:t>ostream</w:t>
-            </w:r>
-            <w:proofErr w:type="spellEnd"/>
-            <w:r>
-              <w:rPr>
-                <w:sz w:val="20"/>
-              </w:rPr>
-              <w:t>&amp; operator&lt;</w:t>
-            </w:r>
-            <w:proofErr w:type="gramStart"/>
-            <w:r>
-              <w:rPr>
-                <w:sz w:val="20"/>
-              </w:rPr>
-              <w:t>&lt;(</w:t>
-            </w:r>
-            <w:proofErr w:type="spellStart"/>
-            <w:proofErr w:type="gramEnd"/>
-            <w:r>
-              <w:rPr>
-                <w:sz w:val="20"/>
-              </w:rPr>
-              <w:t>ostream</w:t>
-            </w:r>
-            <w:proofErr w:type="spellEnd"/>
-            <w:r>
-              <w:rPr>
-                <w:sz w:val="20"/>
-              </w:rPr>
-              <w:t xml:space="preserve"> &amp;out, Book b);</w:t>
+              <w:t>friend ostream&amp; operator&lt;&lt;(ostream &amp;out, Book b);</w:t>
             </w:r>
           </w:p>
           <w:p>
@@ -2955,7 +2856,7 @@
                 </mc:Choice>
                 <mc:Fallback>
                   <w:pict>
-                    <v:group w14:anchorId="0046FCB4" id="Group 13" o:spid="_x0000_s1026" style="position:absolute;margin-left:0;margin-top:-.2pt;width:131.95pt;height:11.75pt;z-index:-15845376;mso-wrap-distance-left:0;mso-wrap-distance-right:0" coordsize="16757,1492" o:gfxdata="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">
+                    <v:group w14:anchorId="55F6C266" id="Group 13" o:spid="_x0000_s1026" style="position:absolute;margin-left:0;margin-top:-.2pt;width:131.95pt;height:11.75pt;z-index:-15845376;mso-wrap-distance-left:0;mso-wrap-distance-right:0" coordsize="16757,1492" o:gfxdata="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">
                       <v:shape id="Graphic 14" o:spid="_x0000_s1027" style="position:absolute;width:16757;height:1492;visibility:visible;mso-wrap-style:square;v-text-anchor:top" coordsize="1675764,149225" o:gfxdata="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" path="m1675150,148704l,148704,,,1675150,r,148704xe" fillcolor="#bfbfbf" stroked="f">
                         <v:path arrowok="t"/>
                       </v:shape>
@@ -3023,16 +2924,8 @@
               <w:rPr>
                 <w:sz w:val="20"/>
               </w:rPr>
-              <w:t xml:space="preserve">Book operator+(Book b1, Book b2) </w:t>
-            </w:r>
-            <w:proofErr w:type="gramStart"/>
-            <w:r>
-              <w:rPr>
-                <w:sz w:val="20"/>
-              </w:rPr>
-              <w:t>{ return</w:t>
-            </w:r>
-            <w:proofErr w:type="gramEnd"/>
+              <w:t>Book operator+(Book b1, Book b2) { return</w:t>
+            </w:r>
             <w:r>
               <w:rPr>
                 <w:spacing w:val="-14"/>
@@ -3178,19 +3071,11 @@
                 <w:sz w:val="20"/>
               </w:rPr>
             </w:pPr>
-            <w:proofErr w:type="spellStart"/>
-            <w:r>
-              <w:rPr>
-                <w:sz w:val="20"/>
-              </w:rPr>
-              <w:t>ostream</w:t>
-            </w:r>
-            <w:proofErr w:type="spellEnd"/>
-            <w:r>
-              <w:rPr>
-                <w:sz w:val="20"/>
-              </w:rPr>
-              <w:t>&amp;</w:t>
+            <w:r>
+              <w:rPr>
+                <w:sz w:val="20"/>
+              </w:rPr>
+              <w:t>ostream&amp;</w:t>
             </w:r>
             <w:r>
               <w:rPr>
@@ -3203,24 +3088,8 @@
               <w:rPr>
                 <w:sz w:val="20"/>
               </w:rPr>
-              <w:t>operator&lt;</w:t>
-            </w:r>
-            <w:proofErr w:type="gramStart"/>
-            <w:r>
-              <w:rPr>
-                <w:sz w:val="20"/>
-              </w:rPr>
-              <w:t>&lt;(</w:t>
-            </w:r>
-            <w:proofErr w:type="spellStart"/>
-            <w:proofErr w:type="gramEnd"/>
-            <w:r>
-              <w:rPr>
-                <w:sz w:val="20"/>
-              </w:rPr>
-              <w:t>ostream</w:t>
-            </w:r>
-            <w:proofErr w:type="spellEnd"/>
+              <w:t>operator&lt;&lt;(ostream</w:t>
+            </w:r>
             <w:r>
               <w:rPr>
                 <w:spacing w:val="6"/>
@@ -3364,21 +3233,11 @@
               </w:rPr>
               <w:t xml:space="preserve"> </w:t>
             </w:r>
-            <w:proofErr w:type="spellStart"/>
-            <w:proofErr w:type="gramStart"/>
-            <w:r>
-              <w:rPr>
-                <w:sz w:val="20"/>
-              </w:rPr>
-              <w:t>b.pages</w:t>
-            </w:r>
-            <w:proofErr w:type="spellEnd"/>
-            <w:proofErr w:type="gramEnd"/>
-            <w:r>
-              <w:rPr>
-                <w:sz w:val="20"/>
-              </w:rPr>
-              <w:t>; return out;</w:t>
+            <w:r>
+              <w:rPr>
+                <w:sz w:val="20"/>
+              </w:rPr>
+              <w:t>b.pages; return out;</w:t>
             </w:r>
           </w:p>
           <w:p>
@@ -3417,14 +3276,12 @@
                 <w:sz w:val="20"/>
               </w:rPr>
             </w:pPr>
-            <w:proofErr w:type="spellStart"/>
             <w:r>
               <w:rPr>
                 <w:sz w:val="20"/>
               </w:rPr>
               <w:t>int</w:t>
             </w:r>
-            <w:proofErr w:type="spellEnd"/>
             <w:r>
               <w:rPr>
                 <w:spacing w:val="-5"/>
@@ -3432,19 +3289,11 @@
               </w:rPr>
               <w:t xml:space="preserve"> </w:t>
             </w:r>
-            <w:proofErr w:type="gramStart"/>
-            <w:r>
-              <w:rPr>
-                <w:sz w:val="20"/>
-              </w:rPr>
-              <w:t>main(</w:t>
-            </w:r>
-            <w:proofErr w:type="gramEnd"/>
-            <w:r>
-              <w:rPr>
-                <w:sz w:val="20"/>
-              </w:rPr>
-              <w:t>)</w:t>
+            <w:r>
+              <w:rPr>
+                <w:sz w:val="20"/>
+              </w:rPr>
+              <w:t>main()</w:t>
             </w:r>
             <w:r>
               <w:rPr>
@@ -3891,11 +3740,7 @@
         <w:t xml:space="preserve"> </w:t>
       </w:r>
       <w:r>
-        <w:t>Operator</w:t>
-      </w:r>
-      <w:proofErr w:type="gramStart"/>
-      <w:r>
-        <w:t>:</w:t>
+        <w:t>Operator:</w:t>
       </w:r>
       <w:r>
         <w:rPr>
@@ -3906,7 +3751,6 @@
       <w:r>
         <w:t>!</w:t>
       </w:r>
-      <w:proofErr w:type="gramEnd"/>
       <w:r>
         <w:rPr>
           <w:spacing w:val="-5"/>
@@ -4323,7 +4167,6 @@
         </w:rPr>
         <w:t xml:space="preserve"> </w:t>
       </w:r>
-      <w:proofErr w:type="gramStart"/>
       <w:r>
         <w:t>(</w:t>
       </w:r>
@@ -4334,7 +4177,6 @@
         </w:rPr>
         <w:t>::,</w:t>
       </w:r>
-      <w:proofErr w:type="gramEnd"/>
       <w:r>
         <w:rPr>
           <w:rFonts w:ascii="Arial" w:hAnsi="Arial"/>
@@ -4388,7 +4230,6 @@
         </w:rPr>
         <w:t xml:space="preserve"> </w:t>
       </w:r>
-      <w:proofErr w:type="spellStart"/>
       <w:r>
         <w:rPr>
           <w:rFonts w:ascii="Arial" w:hAnsi="Arial"/>
@@ -4397,7 +4238,6 @@
         </w:rPr>
         <w:t>sizeof</w:t>
       </w:r>
-      <w:proofErr w:type="spellEnd"/>
       <w:r>
         <w:rPr>
           <w:spacing w:val="-2"/>
@@ -4672,11 +4512,9 @@
         </w:rPr>
         <w:t xml:space="preserve"> </w:t>
       </w:r>
-      <w:proofErr w:type="gramStart"/>
       <w:r>
         <w:t>members</w:t>
       </w:r>
-      <w:proofErr w:type="gramEnd"/>
       <w:r>
         <w:rPr>
           <w:spacing w:val="-6"/>
@@ -4759,11 +4597,9 @@
         </w:rPr>
         <w:t xml:space="preserve"> </w:t>
       </w:r>
-      <w:proofErr w:type="spellStart"/>
       <w:r>
         <w:t>overloadings</w:t>
       </w:r>
-      <w:proofErr w:type="spellEnd"/>
       <w:r>
         <w:rPr>
           <w:spacing w:val="-8"/>
@@ -4798,10 +4634,7 @@
         <w:t xml:space="preserve"> </w:t>
       </w:r>
       <w:r>
-        <w:t>f</w:t>
-      </w:r>
-      <w:r>
-        <w:t>unctions</w:t>
+        <w:t>functions</w:t>
       </w:r>
       <w:r>
         <w:rPr>
@@ -6813,11 +6646,9 @@
         </w:rPr>
         <w:t xml:space="preserve"> </w:t>
       </w:r>
-      <w:proofErr w:type="spellStart"/>
       <w:r>
         <w:t>BankAccount</w:t>
       </w:r>
-      <w:proofErr w:type="spellEnd"/>
       <w:r>
         <w:rPr>
           <w:spacing w:val="24"/>
@@ -6929,12 +6760,7 @@
         <w:t xml:space="preserve"> </w:t>
       </w:r>
       <w:r>
-        <w:t>o</w:t>
-      </w:r>
-      <w:bookmarkStart w:id="5" w:name="_GoBack"/>
-      <w:bookmarkEnd w:id="5"/>
-      <w:r>
-        <w:t>perators</w:t>
+        <w:t>operators</w:t>
       </w:r>
       <w:r>
         <w:rPr>
@@ -7121,11 +6947,9 @@
         </w:rPr>
         <w:t xml:space="preserve"> </w:t>
       </w:r>
-      <w:proofErr w:type="gramStart"/>
       <w:r>
         <w:t>check</w:t>
       </w:r>
-      <w:proofErr w:type="gramEnd"/>
       <w:r>
         <w:rPr>
           <w:spacing w:val="-5"/>
@@ -7375,6 +7199,137 @@
       </w:r>
       <w:r>
         <w:t>the user at runtime.</w:t>
+      </w:r>
+    </w:p>
+    <w:p>
+      <w:pPr>
+        <w:pStyle w:val="BodyText"/>
+        <w:spacing w:line="376" w:lineRule="auto"/>
+        <w:ind w:right="14"/>
+      </w:pPr>
+      <w:r>
+        <w:rPr>
+          <w:noProof/>
+        </w:rPr>
+        <w:lastRenderedPageBreak/>
+        <w:drawing>
+          <wp:inline distT="0" distB="0" distL="0" distR="0" wp14:anchorId="1F263A8D" wp14:editId="37A236E3">
+            <wp:extent cx="6172200" cy="4978400"/>
+            <wp:effectExtent l="0" t="0" r="0" b="0"/>
+            <wp:docPr id="23" name="Picture 23"/>
+            <wp:cNvGraphicFramePr>
+              <a:graphicFrameLocks xmlns:a="http://schemas.openxmlformats.org/drawingml/2006/main" noChangeAspect="1"/>
+            </wp:cNvGraphicFramePr>
+            <a:graphic xmlns:a="http://schemas.openxmlformats.org/drawingml/2006/main">
+              <a:graphicData uri="http://schemas.openxmlformats.org/drawingml/2006/picture">
+                <pic:pic xmlns:pic="http://schemas.openxmlformats.org/drawingml/2006/picture">
+                  <pic:nvPicPr>
+                    <pic:cNvPr id="1" name=""/>
+                    <pic:cNvPicPr/>
+                  </pic:nvPicPr>
+                  <pic:blipFill>
+                    <a:blip r:embed="rId14"/>
+                    <a:stretch>
+                      <a:fillRect/>
+                    </a:stretch>
+                  </pic:blipFill>
+                  <pic:spPr>
+                    <a:xfrm>
+                      <a:off x="0" y="0"/>
+                      <a:ext cx="6172200" cy="4978400"/>
+                    </a:xfrm>
+                    <a:prstGeom prst="rect">
+                      <a:avLst/>
+                    </a:prstGeom>
+                  </pic:spPr>
+                </pic:pic>
+              </a:graphicData>
+            </a:graphic>
+          </wp:inline>
+        </w:drawing>
+      </w:r>
+      <w:r>
+        <w:rPr>
+          <w:noProof/>
+        </w:rPr>
+        <w:lastRenderedPageBreak/>
+        <w:drawing>
+          <wp:inline distT="0" distB="0" distL="0" distR="0" wp14:anchorId="204AA61A" wp14:editId="72B495E5">
+            <wp:extent cx="6172200" cy="4022090"/>
+            <wp:effectExtent l="0" t="0" r="0" b="0"/>
+            <wp:docPr id="24" name="Picture 24"/>
+            <wp:cNvGraphicFramePr>
+              <a:graphicFrameLocks xmlns:a="http://schemas.openxmlformats.org/drawingml/2006/main" noChangeAspect="1"/>
+            </wp:cNvGraphicFramePr>
+            <a:graphic xmlns:a="http://schemas.openxmlformats.org/drawingml/2006/main">
+              <a:graphicData uri="http://schemas.openxmlformats.org/drawingml/2006/picture">
+                <pic:pic xmlns:pic="http://schemas.openxmlformats.org/drawingml/2006/picture">
+                  <pic:nvPicPr>
+                    <pic:cNvPr id="1" name=""/>
+                    <pic:cNvPicPr/>
+                  </pic:nvPicPr>
+                  <pic:blipFill>
+                    <a:blip r:embed="rId15"/>
+                    <a:stretch>
+                      <a:fillRect/>
+                    </a:stretch>
+                  </pic:blipFill>
+                  <pic:spPr>
+                    <a:xfrm>
+                      <a:off x="0" y="0"/>
+                      <a:ext cx="6172200" cy="4022090"/>
+                    </a:xfrm>
+                    <a:prstGeom prst="rect">
+                      <a:avLst/>
+                    </a:prstGeom>
+                  </pic:spPr>
+                </pic:pic>
+              </a:graphicData>
+            </a:graphic>
+          </wp:inline>
+        </w:drawing>
+      </w:r>
+      <w:bookmarkStart w:id="5" w:name="_GoBack"/>
+      <w:bookmarkEnd w:id="5"/>
+      <w:r>
+        <w:rPr>
+          <w:noProof/>
+        </w:rPr>
+        <w:drawing>
+          <wp:inline distT="0" distB="0" distL="0" distR="0" wp14:anchorId="73E913BD" wp14:editId="3966FE07">
+            <wp:extent cx="5886450" cy="3419475"/>
+            <wp:effectExtent l="0" t="0" r="0" b="9525"/>
+            <wp:docPr id="25" name="Picture 25"/>
+            <wp:cNvGraphicFramePr>
+              <a:graphicFrameLocks xmlns:a="http://schemas.openxmlformats.org/drawingml/2006/main" noChangeAspect="1"/>
+            </wp:cNvGraphicFramePr>
+            <a:graphic xmlns:a="http://schemas.openxmlformats.org/drawingml/2006/main">
+              <a:graphicData uri="http://schemas.openxmlformats.org/drawingml/2006/picture">
+                <pic:pic xmlns:pic="http://schemas.openxmlformats.org/drawingml/2006/picture">
+                  <pic:nvPicPr>
+                    <pic:cNvPr id="1" name=""/>
+                    <pic:cNvPicPr/>
+                  </pic:nvPicPr>
+                  <pic:blipFill>
+                    <a:blip r:embed="rId16"/>
+                    <a:stretch>
+                      <a:fillRect/>
+                    </a:stretch>
+                  </pic:blipFill>
+                  <pic:spPr>
+                    <a:xfrm>
+                      <a:off x="0" y="0"/>
+                      <a:ext cx="5886450" cy="3419475"/>
+                    </a:xfrm>
+                    <a:prstGeom prst="rect">
+                      <a:avLst/>
+                    </a:prstGeom>
+                  </pic:spPr>
+                </pic:pic>
+              </a:graphicData>
+            </a:graphic>
+          </wp:inline>
+        </w:drawing>
       </w:r>
     </w:p>
     <w:sectPr>
